--- a/EKG_Kalite_Yönetim_Sistemi/05_Üretime Başlangıç ve Hata Önleme/01_SP&EP1 - Başlangıç ve İlk Parça/EKG-URT-PRS-02_Devreye Alma (Start-up) ve Set-up Doğrulama Prosedürü.docx
+++ b/EKG_Kalite_Yönetim_Sistemi/05_Üretime Başlangıç ve Hata Önleme/01_SP&EP1 - Başlangıç ve İlk Parça/EKG-URT-PRS-02_Devreye Alma (Start-up) ve Set-up Doğrulama Prosedürü.docx
@@ -677,17 +677,35 @@
         <w:pStyle w:val="Heading1"/>
       </w:pPr>
       <w:r>
+        <w:t>11 Başlangıç etkinliğinin izlenmesi</w:t>
+      </w:r>
+    </w:p>
+    <w:p>
+      <w:r>
+        <w:t>Üretim ve Kalite, tanımlı raporlama döneminde EKG-URT-FRM-02 olay kayıtlarından planlanan/yapılan başlangıçları, başarısız veya eksik kontrolleri ve tekrarlayan başlangıç nedenlerini izler. Başlangıç sapmasına bağlı duruş ve hurda gerçek olay/ürün karar kayıtlarıyla ilişkilendirilir; EP arızaları EKG-KLT-FRM-10 ile ayrıca bağlanır. Eksik kayıt başarılı başlatma veya sıfır kayıp sayılmaz.</w:t>
+      </w:r>
+    </w:p>
+    <w:p>
+      <w:r>
+        <w:t>Baskın başlangıç/ayar hataları, duruş ve hurda nedenleri görsel takip ve uygun Pareto analiziyle gözden geçirilir; başlıca nedenlere sorumlu, termin ve doğrulanabilir etkinlik ölçütüyle aksiyon atanır. Sonuçlara göre başlangıç standardı, görev/sıklık, eğitim veya proses/ekipman kontrolü güncellenir. Bir aksiyonun tamamlanması etkinliğinin kanıtlandığı anlamına gelmez.</w:t>
+      </w:r>
+    </w:p>
+    <w:p>
+      <w:pPr>
+        <w:pStyle w:val="Heading1"/>
+      </w:pPr>
+      <w:r>
         <w:t>Kaynak ve bağlı belgeler</w:t>
       </w:r>
     </w:p>
     <w:p>
       <w:r>
-        <w:t>Kaynak: Stellantis MRS #5, V1.0, Doc-Info 01601_13_00117; sağlanan PDF s. 8, 9, 10, 11, 12, 13, 14, 15, 16, 17, 18, 19. NSA V8 eşlemesi, kullanıcının paylaştığı belge listesindeki referanstır; MRS kodlarıyla ayrı izlenir.</w:t>
+        <w:t>Kaynak: Stellantis MRS #5, V1.0, Doc-Info 01601_13_00117; sağlanan PDF s. 8, 9, 10, 11, 12, 13, 14, 15, 16, 17, 18, 19, 49, 53. NSA V8 eşlemesi, kullanıcının paylaştığı belge listesindeki referanstır; MRS kodlarıyla ayrı izlenir.</w:t>
       </w:r>
     </w:p>
     <w:p>
       <w:r>
-        <w:t>Kriter izleme: SP&amp;EP11; SP&amp;EP12; SP&amp;EP13</w:t>
+        <w:t>Kriter izleme: SP&amp;EP11; SP&amp;EP12; SP&amp;EP13; MRS SP&amp;EPE1: başlangıç başarısızlıklarının takibi; MRS SP&amp;EPE3: başlangıç/ayar kaynaklı duruş ve hurdanın takibi</w:t>
       </w:r>
     </w:p>
     <w:sectPr>

--- a/EKG_Kalite_Yönetim_Sistemi/05_Üretime Başlangıç ve Hata Önleme/01_SP&EP1 - Başlangıç ve İlk Parça/EKG-URT-PRS-02_Devreye Alma (Start-up) ve Set-up Doğrulama Prosedürü.docx
+++ b/EKG_Kalite_Yönetim_Sistemi/05_Üretime Başlangıç ve Hata Önleme/01_SP&EP1 - Başlangıç ve İlk Parça/EKG-URT-PRS-02_Devreye Alma (Start-up) ve Set-up Doğrulama Prosedürü.docx
@@ -40,11 +40,12 @@
       <w:tblPr>
         <w:tblStyle w:val="LightShading-Accent1"/>
         <w:tblW w:type="auto" w:w="0"/>
+        <w:tblLayout w:type="fixed"/>
         <w:tblLook w:firstColumn="1" w:firstRow="1" w:lastColumn="0" w:lastRow="0" w:noHBand="0" w:noVBand="1" w:val="04A0"/>
       </w:tblPr>
       <w:tblGrid>
-        <w:gridCol w:w="4320"/>
-        <w:gridCol w:w="4320"/>
+        <w:gridCol w:w="2160"/>
+        <w:gridCol w:w="6480"/>
       </w:tblGrid>
       <w:tr>
         <w:trPr>
@@ -53,7 +54,7 @@
         </w:trPr>
         <w:tc>
           <w:tcPr>
-            <w:tcW w:type="dxa" w:w="4320"/>
+            <w:tcW w:type="dxa" w:w="2160"/>
           </w:tcPr>
           <w:p>
             <w:r>
@@ -66,7 +67,7 @@
         </w:tc>
         <w:tc>
           <w:tcPr>
-            <w:tcW w:type="dxa" w:w="4320"/>
+            <w:tcW w:type="dxa" w:w="6480"/>
           </w:tcPr>
           <w:p>
             <w:r>
@@ -84,7 +85,7 @@
         </w:trPr>
         <w:tc>
           <w:tcPr>
-            <w:tcW w:type="dxa" w:w="4320"/>
+            <w:tcW w:type="dxa" w:w="2160"/>
           </w:tcPr>
           <w:p>
             <w:r>
@@ -97,7 +98,7 @@
         </w:tc>
         <w:tc>
           <w:tcPr>
-            <w:tcW w:type="dxa" w:w="4320"/>
+            <w:tcW w:type="dxa" w:w="6480"/>
           </w:tcPr>
           <w:p>
             <w:r>
@@ -115,7 +116,7 @@
         </w:trPr>
         <w:tc>
           <w:tcPr>
-            <w:tcW w:type="dxa" w:w="4320"/>
+            <w:tcW w:type="dxa" w:w="2160"/>
           </w:tcPr>
           <w:p>
             <w:r>
@@ -128,7 +129,7 @@
         </w:tc>
         <w:tc>
           <w:tcPr>
-            <w:tcW w:type="dxa" w:w="4320"/>
+            <w:tcW w:type="dxa" w:w="6480"/>
           </w:tcPr>
           <w:p>
             <w:r>
@@ -146,7 +147,7 @@
         </w:trPr>
         <w:tc>
           <w:tcPr>
-            <w:tcW w:type="dxa" w:w="4320"/>
+            <w:tcW w:type="dxa" w:w="2160"/>
           </w:tcPr>
           <w:p>
             <w:r>
@@ -159,7 +160,7 @@
         </w:tc>
         <w:tc>
           <w:tcPr>
-            <w:tcW w:type="dxa" w:w="4320"/>
+            <w:tcW w:type="dxa" w:w="6480"/>
           </w:tcPr>
           <w:p>
             <w:r>
@@ -177,7 +178,7 @@
         </w:trPr>
         <w:tc>
           <w:tcPr>
-            <w:tcW w:type="dxa" w:w="4320"/>
+            <w:tcW w:type="dxa" w:w="2160"/>
           </w:tcPr>
           <w:p>
             <w:r>
@@ -190,7 +191,7 @@
         </w:tc>
         <w:tc>
           <w:tcPr>
-            <w:tcW w:type="dxa" w:w="4320"/>
+            <w:tcW w:type="dxa" w:w="6480"/>
           </w:tcPr>
           <w:p>
             <w:r>
@@ -208,7 +209,7 @@
         </w:trPr>
         <w:tc>
           <w:tcPr>
-            <w:tcW w:type="dxa" w:w="4320"/>
+            <w:tcW w:type="dxa" w:w="2160"/>
           </w:tcPr>
           <w:p>
             <w:r>
@@ -221,7 +222,7 @@
         </w:tc>
         <w:tc>
           <w:tcPr>
-            <w:tcW w:type="dxa" w:w="4320"/>
+            <w:tcW w:type="dxa" w:w="6480"/>
           </w:tcPr>
           <w:p>
             <w:r>
@@ -447,11 +448,12 @@
       <w:tblPr>
         <w:tblStyle w:val="LightShading-Accent1"/>
         <w:tblW w:type="auto" w:w="0"/>
+        <w:tblLayout w:type="fixed"/>
         <w:tblLook w:firstColumn="1" w:firstRow="1" w:lastColumn="0" w:lastRow="0" w:noHBand="0" w:noVBand="1" w:val="04A0"/>
       </w:tblPr>
       <w:tblGrid>
-        <w:gridCol w:w="4320"/>
-        <w:gridCol w:w="4320"/>
+        <w:gridCol w:w="2160"/>
+        <w:gridCol w:w="6480"/>
       </w:tblGrid>
       <w:tr>
         <w:trPr>
@@ -460,7 +462,7 @@
         </w:trPr>
         <w:tc>
           <w:tcPr>
-            <w:tcW w:type="dxa" w:w="4320"/>
+            <w:tcW w:type="dxa" w:w="2160"/>
           </w:tcPr>
           <w:p>
             <w:r>
@@ -473,7 +475,7 @@
         </w:tc>
         <w:tc>
           <w:tcPr>
-            <w:tcW w:type="dxa" w:w="4320"/>
+            <w:tcW w:type="dxa" w:w="6480"/>
           </w:tcPr>
           <w:p>
             <w:r>
@@ -491,7 +493,7 @@
         </w:trPr>
         <w:tc>
           <w:tcPr>
-            <w:tcW w:type="dxa" w:w="4320"/>
+            <w:tcW w:type="dxa" w:w="2160"/>
           </w:tcPr>
           <w:p>
             <w:r>
@@ -504,7 +506,7 @@
         </w:tc>
         <w:tc>
           <w:tcPr>
-            <w:tcW w:type="dxa" w:w="4320"/>
+            <w:tcW w:type="dxa" w:w="6480"/>
           </w:tcPr>
           <w:p>
             <w:r>
@@ -522,7 +524,7 @@
         </w:trPr>
         <w:tc>
           <w:tcPr>
-            <w:tcW w:type="dxa" w:w="4320"/>
+            <w:tcW w:type="dxa" w:w="2160"/>
           </w:tcPr>
           <w:p>
             <w:r>
@@ -535,7 +537,7 @@
         </w:tc>
         <w:tc>
           <w:tcPr>
-            <w:tcW w:type="dxa" w:w="4320"/>
+            <w:tcW w:type="dxa" w:w="6480"/>
           </w:tcPr>
           <w:p>
             <w:r>
@@ -553,7 +555,7 @@
         </w:trPr>
         <w:tc>
           <w:tcPr>
-            <w:tcW w:type="dxa" w:w="4320"/>
+            <w:tcW w:type="dxa" w:w="2160"/>
           </w:tcPr>
           <w:p>
             <w:r>
@@ -566,7 +568,7 @@
         </w:tc>
         <w:tc>
           <w:tcPr>
-            <w:tcW w:type="dxa" w:w="4320"/>
+            <w:tcW w:type="dxa" w:w="6480"/>
           </w:tcPr>
           <w:p>
             <w:r>
@@ -584,7 +586,7 @@
         </w:trPr>
         <w:tc>
           <w:tcPr>
-            <w:tcW w:type="dxa" w:w="4320"/>
+            <w:tcW w:type="dxa" w:w="2160"/>
           </w:tcPr>
           <w:p>
             <w:r>
@@ -597,7 +599,7 @@
         </w:tc>
         <w:tc>
           <w:tcPr>
-            <w:tcW w:type="dxa" w:w="4320"/>
+            <w:tcW w:type="dxa" w:w="6480"/>
           </w:tcPr>
           <w:p>
             <w:r>
@@ -615,7 +617,7 @@
         </w:trPr>
         <w:tc>
           <w:tcPr>
-            <w:tcW w:type="dxa" w:w="4320"/>
+            <w:tcW w:type="dxa" w:w="2160"/>
           </w:tcPr>
           <w:p>
             <w:r>
@@ -628,7 +630,7 @@
         </w:tc>
         <w:tc>
           <w:tcPr>
-            <w:tcW w:type="dxa" w:w="4320"/>
+            <w:tcW w:type="dxa" w:w="6480"/>
           </w:tcPr>
           <w:p>
             <w:r>
@@ -646,7 +648,7 @@
         </w:trPr>
         <w:tc>
           <w:tcPr>
-            <w:tcW w:type="dxa" w:w="4320"/>
+            <w:tcW w:type="dxa" w:w="2160"/>
           </w:tcPr>
           <w:p>
             <w:r>
@@ -659,7 +661,7 @@
         </w:tc>
         <w:tc>
           <w:tcPr>
-            <w:tcW w:type="dxa" w:w="4320"/>
+            <w:tcW w:type="dxa" w:w="6480"/>
           </w:tcPr>
           <w:p>
             <w:r>
